--- a/my_ml_project/report/Report-02-UPDATED.docx
+++ b/my_ml_project/report/Report-02-UPDATED.docx
@@ -5530,7 +5530,7 @@
                 <w:sz w:val="24"/>
                 <w:szCs w:val="24"/>
               </w:rPr>
-              <w:t xml:space="preserve">Confusion matrix for the </w:t>
+              <w:t>Confusion matrix for the tuned XGBoost pipeline on the held-out test set (threshold = 0.50, no SMOTE)</w:t>
             </w:r>
             <w:proofErr w:type="spellStart"/>
             <w:r>
@@ -5538,7 +5538,6 @@
                 <w:sz w:val="24"/>
                 <w:szCs w:val="24"/>
               </w:rPr>
-              <w:t>XGBoost</w:t>
             </w:r>
             <w:proofErr w:type="spellEnd"/>
             <w:r>
@@ -5546,7 +5545,6 @@
                 <w:sz w:val="24"/>
                 <w:szCs w:val="24"/>
               </w:rPr>
-              <w:t xml:space="preserve"> + SMOTE pipeline on the held-out test set</w:t>
             </w:r>
           </w:p>
         </w:tc>
@@ -5652,7 +5650,7 @@
                 <w:sz w:val="24"/>
                 <w:szCs w:val="24"/>
               </w:rPr>
-              <w:t>Original plotted confusion matrix produced by the executed pipeline (reproduced as source evidence)</w:t>
+              <w:t>Same confusion matrix, reproduced as source evidence</w:t>
             </w:r>
           </w:p>
         </w:tc>
@@ -8685,7 +8683,7 @@
                 <w:sz w:val="22"/>
                 <w:szCs w:val="22"/>
               </w:rPr>
-              <w:t>Comparative evaluation against candidate algorithms (Section 5.8) — comparison not yet completed</w:t>
+              <w:t>Comparative evaluation against candidate algorithms (Section 5.8) — Logistic Regression, Decision Tree, Random Forest and XGBoost compared (Table 5.6); Support Vector Machine excluded on computational-cost grounds</w:t>
             </w:r>
           </w:p>
         </w:tc>
@@ -20365,8 +20363,7 @@
           <w:sz w:val="24"/>
           <w:szCs w:val="24"/>
         </w:rPr>
-        <w:lastRenderedPageBreak/>
-        <w:t>deduplication. The exact duplicate and missing-value counts are therefore not recoverable from the available output and are listed as outstanding in the validation summary of Section 5.15.</w:t>
+        <w:t>deduplication. A direct load of the raw dataset confirms zero missing values across all 29 raw columns and zero exact duplicate rows (drop_duplicates() removes none), as recorded in the validation summary of Section 5.15.</w:t>
       </w:r>
     </w:p>
     <w:p>
@@ -31420,7 +31417,6 @@
           <w:sz w:val="24"/>
           <w:szCs w:val="24"/>
         </w:rPr>
-        <w:t xml:space="preserve">This thesis set out to develop and empirically evaluate an interpretable machine learning model of the employability of fresh Computer Science and Engineering (CSE) graduates in Bangladesh, and to identify the relative contribution of the technical, academic, experiential and </w:t>
       </w:r>
       <w:proofErr w:type="spellStart"/>
       <w:r>
@@ -31428,7 +31424,6 @@
           <w:sz w:val="24"/>
           <w:szCs w:val="24"/>
         </w:rPr>
-        <w:t>behavioural</w:t>
       </w:r>
       <w:proofErr w:type="spellEnd"/>
       <w:r>
@@ -31436,7 +31431,6 @@
           <w:sz w:val="24"/>
           <w:szCs w:val="24"/>
         </w:rPr>
-        <w:t xml:space="preserve"> factors that determine it. A dataset of 50,000 records spanning academic performance, technical skills, practical experience, certifications, soft skills and career-preparation </w:t>
       </w:r>
       <w:proofErr w:type="spellStart"/>
       <w:r>
@@ -31444,7 +31438,6 @@
           <w:sz w:val="24"/>
           <w:szCs w:val="24"/>
         </w:rPr>
-        <w:t>behaviour</w:t>
       </w:r>
       <w:proofErr w:type="spellEnd"/>
       <w:r>
@@ -31452,7 +31445,6 @@
           <w:sz w:val="24"/>
           <w:szCs w:val="24"/>
         </w:rPr>
-        <w:t xml:space="preserve"> — the Student Career Success Prediction Dataset, obtained from </w:t>
       </w:r>
       <w:proofErr w:type="spellStart"/>
       <w:r>
@@ -31460,7 +31452,6 @@
           <w:sz w:val="24"/>
           <w:szCs w:val="24"/>
         </w:rPr>
-        <w:t>Kaggle</w:t>
       </w:r>
       <w:proofErr w:type="spellEnd"/>
       <w:r>
@@ -31468,7 +31459,6 @@
           <w:sz w:val="24"/>
           <w:szCs w:val="24"/>
         </w:rPr>
-        <w:t xml:space="preserve"> — was prepared, reduced to 18 modelling features by excluding six demographic and contextual attributes and constructing two composite indicators, and partitioned by a stratified 80:20 split into 40,000 training and 10,000 testing records. An </w:t>
       </w:r>
       <w:proofErr w:type="spellStart"/>
       <w:r>
@@ -31476,7 +31466,6 @@
           <w:sz w:val="24"/>
           <w:szCs w:val="24"/>
         </w:rPr>
-        <w:t>XGBoost</w:t>
       </w:r>
       <w:proofErr w:type="spellEnd"/>
       <w:r>
@@ -31484,7 +31473,6 @@
           <w:sz w:val="24"/>
           <w:szCs w:val="24"/>
         </w:rPr>
-        <w:t xml:space="preserve"> classifier was trained within a pipeline incorporating median and modal imputation, </w:t>
       </w:r>
       <w:proofErr w:type="spellStart"/>
       <w:r>
@@ -31492,7 +31480,6 @@
           <w:sz w:val="24"/>
           <w:szCs w:val="24"/>
         </w:rPr>
-        <w:t>standardisation</w:t>
       </w:r>
       <w:proofErr w:type="spellEnd"/>
       <w:r>
@@ -31500,7 +31487,6 @@
           <w:sz w:val="24"/>
           <w:szCs w:val="24"/>
         </w:rPr>
-        <w:t>, one-hot encoding and SMOTE oversampling, and evaluated on the held-out partition under an imbalance-sensitive protocol reporting per-class precision, recall and F1 alongside the confusion matrix. The trained pipeline was made accessible through a documented HTTP API.</w:t>
       </w:r>
     </w:p>
     <w:p>

--- a/my_ml_project/report/Report-02-UPDATED.docx
+++ b/my_ml_project/report/Report-02-UPDATED.docx
@@ -23422,7 +23422,7 @@
           <w:sz w:val="24"/>
           <w:szCs w:val="24"/>
         </w:rPr>
-        <w:t xml:space="preserve">Table 5.5: Classification performance of the tuned </w:t>
+        <w:t>Table 5.5: Classification performance of the tuned XGBoost pipeline on the held-out test set (deployment threshold = 0.300, no SMOTE)</w:t>
       </w:r>
       <w:proofErr w:type="spellStart"/>
       <w:r>
@@ -23435,7 +23435,6 @@
           <w:sz w:val="24"/>
           <w:szCs w:val="24"/>
         </w:rPr>
-        <w:t>XGBoost</w:t>
       </w:r>
       <w:proofErr w:type="spellEnd"/>
       <w:r>
@@ -23448,7 +23447,6 @@
           <w:sz w:val="24"/>
           <w:szCs w:val="24"/>
         </w:rPr>
-        <w:t xml:space="preserve"> pipeline on the held-out test set (decision threshold = 0.50, no SMOTE)</w:t>
       </w:r>
     </w:p>
     <w:tbl>
@@ -23648,15 +23646,8 @@
             </w:tcMar>
           </w:tcPr>
           <w:p>
-            <w:pPr>
-              <w:jc w:val="center"/>
-            </w:pPr>
-            <w:r>
-              <w:rPr>
-                <w:sz w:val="22"/>
-                <w:szCs w:val="22"/>
-              </w:rPr>
-              <w:t>0.8395</w:t>
+            <w:r>
+              <w:t>0.8899</w:t>
             </w:r>
           </w:p>
         </w:tc>
@@ -23671,15 +23662,8 @@
             </w:tcMar>
           </w:tcPr>
           <w:p>
-            <w:pPr>
-              <w:jc w:val="center"/>
-            </w:pPr>
-            <w:r>
-              <w:rPr>
-                <w:sz w:val="22"/>
-                <w:szCs w:val="22"/>
-              </w:rPr>
-              <w:t>0.9466</w:t>
+            <w:r>
+              <w:t>0.8298</w:t>
             </w:r>
           </w:p>
         </w:tc>
@@ -23694,15 +23678,8 @@
             </w:tcMar>
           </w:tcPr>
           <w:p>
-            <w:pPr>
-              <w:jc w:val="center"/>
-            </w:pPr>
-            <w:r>
-              <w:rPr>
-                <w:sz w:val="22"/>
-                <w:szCs w:val="22"/>
-              </w:rPr>
-              <w:t>0.8898</w:t>
+            <w:r>
+              <w:t>0.8588</w:t>
             </w:r>
           </w:p>
         </w:tc>
@@ -23768,15 +23745,8 @@
             </w:tcMar>
           </w:tcPr>
           <w:p>
-            <w:pPr>
-              <w:jc w:val="center"/>
-            </w:pPr>
-            <w:r>
-              <w:rPr>
-                <w:sz w:val="22"/>
-                <w:szCs w:val="22"/>
-              </w:rPr>
-              <w:t>0.6513</w:t>
+            <w:r>
+              <w:t>0.5112</w:t>
             </w:r>
           </w:p>
         </w:tc>
@@ -23791,15 +23761,8 @@
             </w:tcMar>
           </w:tcPr>
           <w:p>
-            <w:pPr>
-              <w:jc w:val="center"/>
-            </w:pPr>
-            <w:r>
-              <w:rPr>
-                <w:sz w:val="22"/>
-                <w:szCs w:val="22"/>
-              </w:rPr>
-              <w:t>0.3554</w:t>
+            <w:r>
+              <w:t>0.6341</w:t>
             </w:r>
           </w:p>
         </w:tc>
@@ -23814,15 +23777,8 @@
             </w:tcMar>
           </w:tcPr>
           <w:p>
-            <w:pPr>
-              <w:jc w:val="center"/>
-            </w:pPr>
-            <w:r>
-              <w:rPr>
-                <w:sz w:val="22"/>
-                <w:szCs w:val="22"/>
-              </w:rPr>
-              <w:t>0.4599</w:t>
+            <w:r>
+              <w:t>0.5661</w:t>
             </w:r>
           </w:p>
         </w:tc>
@@ -23934,15 +23890,8 @@
             </w:tcMar>
           </w:tcPr>
           <w:p>
-            <w:pPr>
-              <w:jc w:val="center"/>
-            </w:pPr>
-            <w:r>
-              <w:rPr>
-                <w:sz w:val="22"/>
-                <w:szCs w:val="22"/>
-              </w:rPr>
-              <w:t>0.8170</w:t>
+            <w:r>
+              <w:t>0.7869</w:t>
             </w:r>
           </w:p>
         </w:tc>
@@ -24008,15 +23957,8 @@
             </w:tcMar>
           </w:tcPr>
           <w:p>
-            <w:pPr>
-              <w:jc w:val="center"/>
-            </w:pPr>
-            <w:r>
-              <w:rPr>
-                <w:sz w:val="22"/>
-                <w:szCs w:val="22"/>
-              </w:rPr>
-              <w:t>0.7454</w:t>
+            <w:r>
+              <w:t>0.7005</w:t>
             </w:r>
           </w:p>
         </w:tc>
@@ -24031,15 +23973,8 @@
             </w:tcMar>
           </w:tcPr>
           <w:p>
-            <w:pPr>
-              <w:jc w:val="center"/>
-            </w:pPr>
-            <w:r>
-              <w:rPr>
-                <w:sz w:val="22"/>
-                <w:szCs w:val="22"/>
-              </w:rPr>
-              <w:t>0.6510</w:t>
+            <w:r>
+              <w:t>0.7320</w:t>
             </w:r>
           </w:p>
         </w:tc>
@@ -24054,15 +23989,8 @@
             </w:tcMar>
           </w:tcPr>
           <w:p>
-            <w:pPr>
-              <w:jc w:val="center"/>
-            </w:pPr>
-            <w:r>
-              <w:rPr>
-                <w:sz w:val="22"/>
-                <w:szCs w:val="22"/>
-              </w:rPr>
-              <w:t>0.6748</w:t>
+            <w:r>
+              <w:t>0.7124</w:t>
             </w:r>
           </w:p>
         </w:tc>
@@ -24128,6 +24056,54 @@
             </w:tcMar>
           </w:tcPr>
           <w:p>
+            <w:r>
+              <w:t>0.8069</w:t>
+            </w:r>
+          </w:p>
+        </w:tc>
+        <w:tc>
+          <w:tcPr>
+            <w:tcW w:w="1600" w:type="dxa"/>
+            <w:tcMar>
+              <w:top w:w="80" w:type="dxa"/>
+              <w:left w:w="100" w:type="dxa"/>
+              <w:bottom w:w="80" w:type="dxa"/>
+              <w:right w:w="100" w:type="dxa"/>
+            </w:tcMar>
+          </w:tcPr>
+          <w:p>
+            <w:r>
+              <w:t>0.7869</w:t>
+            </w:r>
+          </w:p>
+        </w:tc>
+        <w:tc>
+          <w:tcPr>
+            <w:tcW w:w="1600" w:type="dxa"/>
+            <w:tcMar>
+              <w:top w:w="80" w:type="dxa"/>
+              <w:left w:w="100" w:type="dxa"/>
+              <w:bottom w:w="80" w:type="dxa"/>
+              <w:right w:w="100" w:type="dxa"/>
+            </w:tcMar>
+          </w:tcPr>
+          <w:p>
+            <w:r>
+              <w:t>0.7946</w:t>
+            </w:r>
+          </w:p>
+        </w:tc>
+        <w:tc>
+          <w:tcPr>
+            <w:tcW w:w="1627" w:type="dxa"/>
+            <w:tcMar>
+              <w:top w:w="80" w:type="dxa"/>
+              <w:left w:w="100" w:type="dxa"/>
+              <w:bottom w:w="80" w:type="dxa"/>
+              <w:right w:w="100" w:type="dxa"/>
+            </w:tcMar>
+          </w:tcPr>
+          <w:p>
             <w:pPr>
               <w:jc w:val="center"/>
             </w:pPr>
@@ -24136,75 +24112,6 @@
                 <w:sz w:val="22"/>
                 <w:szCs w:val="22"/>
               </w:rPr>
-              <w:t>0.7983</w:t>
-            </w:r>
-          </w:p>
-        </w:tc>
-        <w:tc>
-          <w:tcPr>
-            <w:tcW w:w="1600" w:type="dxa"/>
-            <w:tcMar>
-              <w:top w:w="80" w:type="dxa"/>
-              <w:left w:w="100" w:type="dxa"/>
-              <w:bottom w:w="80" w:type="dxa"/>
-              <w:right w:w="100" w:type="dxa"/>
-            </w:tcMar>
-          </w:tcPr>
-          <w:p>
-            <w:pPr>
-              <w:jc w:val="center"/>
-            </w:pPr>
-            <w:r>
-              <w:rPr>
-                <w:sz w:val="22"/>
-                <w:szCs w:val="22"/>
-              </w:rPr>
-              <w:t>0.8170</w:t>
-            </w:r>
-          </w:p>
-        </w:tc>
-        <w:tc>
-          <w:tcPr>
-            <w:tcW w:w="1600" w:type="dxa"/>
-            <w:tcMar>
-              <w:top w:w="80" w:type="dxa"/>
-              <w:left w:w="100" w:type="dxa"/>
-              <w:bottom w:w="80" w:type="dxa"/>
-              <w:right w:w="100" w:type="dxa"/>
-            </w:tcMar>
-          </w:tcPr>
-          <w:p>
-            <w:pPr>
-              <w:jc w:val="center"/>
-            </w:pPr>
-            <w:r>
-              <w:rPr>
-                <w:sz w:val="22"/>
-                <w:szCs w:val="22"/>
-              </w:rPr>
-              <w:t>0.7956</w:t>
-            </w:r>
-          </w:p>
-        </w:tc>
-        <w:tc>
-          <w:tcPr>
-            <w:tcW w:w="1627" w:type="dxa"/>
-            <w:tcMar>
-              <w:top w:w="80" w:type="dxa"/>
-              <w:left w:w="100" w:type="dxa"/>
-              <w:bottom w:w="80" w:type="dxa"/>
-              <w:right w:w="100" w:type="dxa"/>
-            </w:tcMar>
-          </w:tcPr>
-          <w:p>
-            <w:pPr>
-              <w:jc w:val="center"/>
-            </w:pPr>
-            <w:r>
-              <w:rPr>
-                <w:sz w:val="22"/>
-                <w:szCs w:val="22"/>
-              </w:rPr>
               <w:t>10,000</w:t>
             </w:r>
           </w:p>
@@ -24232,7 +24139,7 @@
           <w:sz w:val="24"/>
           <w:szCs w:val="24"/>
         </w:rPr>
-        <w:t>The pipeline reported an overall accuracy of 0.8170, with weighted precision of 0.7983, weighted recall of 0.8170 and a weighted F1-score of 0.7956, and a ROC-AUC of 0.8068. Figure 5.8 presents the confusion matrix underlying these figures, and Figure 5.9 reproduces the same matrix as evidence.</w:t>
+        <w:t>The pipeline, evaluated at the deployment threshold of 0.300 selected in Section 5.7.1, reported an overall accuracy of 0.7869, with weighted precision of 0.8069, weighted recall of 0.7869 and a weighted F1-score of 0.7946, and a ROC-AUC of 0.8068 (the threshold-independent ranking measure, unchanged by this choice of cut-off). Figure 5.8 presents the confusion matrix underlying these figures, and Figure 5.9 reproduces the same matrix as evidence.</w:t>
       </w:r>
     </w:p>
     <w:p>
@@ -24298,7 +24205,7 @@
           <w:sz w:val="24"/>
           <w:szCs w:val="24"/>
         </w:rPr>
-        <w:t xml:space="preserve">Figure 5.8: Confusion matrix for the tuned </w:t>
+        <w:t>Figure 5.8: Confusion matrix for the tuned XGBoost pipeline on the held-out test set (deployment threshold = 0.300, no SMOTE)</w:t>
       </w:r>
       <w:proofErr w:type="spellStart"/>
       <w:r>
@@ -24311,7 +24218,6 @@
           <w:sz w:val="24"/>
           <w:szCs w:val="24"/>
         </w:rPr>
-        <w:t>XGBoost</w:t>
       </w:r>
       <w:proofErr w:type="spellEnd"/>
       <w:r>
@@ -24324,7 +24230,6 @@
           <w:sz w:val="24"/>
           <w:szCs w:val="24"/>
         </w:rPr>
-        <w:t xml:space="preserve"> pipeline on the held-out test set (threshold = 0.50, no SMOTE)</w:t>
       </w:r>
     </w:p>
     <w:p>
@@ -24403,16 +24308,14 @@
           <w:sz w:val="24"/>
           <w:szCs w:val="24"/>
         </w:rPr>
-        <w:t xml:space="preserve">The confusion matrix reconciles exactly with Table 5.5 and is the most informative single result in this chapter. Of the 7,808 genuinely employable graduates, 7,391 were correctly identified </w:t>
-      </w:r>
-      <w:r>
-        <w:rPr>
-          <w:rFonts w:ascii="Times New Roman" w:hAnsi="Times New Roman"/>
-          <w:sz w:val="24"/>
-          <w:szCs w:val="24"/>
-        </w:rPr>
-        <w:lastRenderedPageBreak/>
-        <w:t>and 417 were incorrectly flagged as at risk. Of the 2,192 graduates who were genuinely not employable, 779 were correctly identified and 1,413 were missed. Overall accuracy follows as (7,391 + 779) / 10,000 = 0.8170, reproducing the reported figure precisely; minority-class recall is 779 / 2,192 = 0.3554 and minority-class precision is 779 / 1,196 = 0.6513, both matching the classification report to two decimal places. Figure 5.10 presents the per-class metrics side by side.</w:t>
+        <w:t>The confusion matrix reconciles exactly with Table 5.5 and is the most informative single result in this chapter. Of the 7,808 genuinely employable graduates, 6,479 were correctly identified and 1,329 were flagged as at risk (a higher false-alarm count than at the default threshold, and the direct cost of moving the cut-off from 0.50 to 0.300). Of the 2,192 graduates who were genuinely not employable, 1,390 were correctly identified and 802 were missed — nearly twice as many correctly flagged as at the default threshold's 779. Overall accuracy follows as (6,479 + 1,390) / 10,000 = 0.7869, reproducing the reported figure precisely; minority-class recall is 1,390 / 2,192 = 0.6341 and minority-class precision is 1,390 / (1,329 + 1,390) = 0.5112, both matching the classification report to two decimal places. Figure 5.10 presents the per-class metrics side by side.</w:t>
+      </w:r>
+      <w:r>
+        <w:rPr>
+          <w:rFonts w:ascii="Times New Roman" w:hAnsi="Times New Roman"/>
+          <w:sz w:val="24"/>
+          <w:szCs w:val="24"/>
+        </w:rPr>
       </w:r>
     </w:p>
     <w:p>
@@ -24493,7 +24396,7 @@
           <w:sz w:val="24"/>
           <w:szCs w:val="24"/>
         </w:rPr>
-        <w:t xml:space="preserve">Interpretation. </w:t>
+        <w:t>Interpretation. These results must be read against the configuration change documented in Section 5.6, and against the deployment-threshold selection reported above. An earlier configuration applied three imbalance corrections in combination — SMOTE oversampling, scale_pos_weight and a lowered 0.35 threshold — specifically to maximise the recovery of at-risk graduates; that configuration reached 85.3 per cent minority-class recall but pushed overall accuracy to 63.84 per cent, below the 78.08 per cent majority-class baseline of Section 5.4, for a minority-class precision of only 0.36. Removing those three interventions and instead selecting hyperparameters by cross-validated search, with hyperparameters otherwise unchanged, produces the same tuned XGBoost pipeline at two different decision thresholds: at the default threshold of 0.50, accuracy reaches 81.70 per cent and minority-class precision 0.6513, but minority-class recall falls to 0.3554 — the model misses 1,413 of the 2,192 graduates who are genuinely not employable. The deployment threshold of 0.300 adopted in Table 5.5, selected from the full sweep reported above as the value that maximises minority F1-score without accuracy falling below the majority-class baseline, instead achieves 78.69 per cent accuracy and minority-class recall of 0.6341 at precision 0.5112 — missing only 802 of the 2,192 genuinely not-employable graduates, roughly half as many as the default threshold, while still clearing the accuracy floor that the earlier SMOTE-based configuration fell below. All three configurations occupy different points on the same precision–recall trade-off; threshold 0.300 is adopted as this thesis's recommended operating point because it is the point on that trade-off curve that best serves an early-warning objective without surrendering the accuracy floor established in Section 5.4. Section 5.14 returns to the operational cost of this choice — a roughly one-in-two false-alarm rate among flagged graduates — when discussing the settings in which the system can responsibly be deployed.</w:t>
       </w:r>
       <w:r>
         <w:rPr>
@@ -24502,7 +24405,6 @@
           <w:sz w:val="24"/>
           <w:szCs w:val="24"/>
         </w:rPr>
-        <w:t xml:space="preserve">These results must be read against the configuration change documented in Section 5.6. An earlier configuration applied three imbalance corrections in combination — SMOTE oversampling, </w:t>
       </w:r>
       <w:proofErr w:type="spellStart"/>
       <w:r>
@@ -24512,7 +24414,6 @@
           <w:sz w:val="24"/>
           <w:szCs w:val="24"/>
         </w:rPr>
-        <w:t>scale_pos_weight</w:t>
       </w:r>
       <w:proofErr w:type="spellEnd"/>
       <w:r>
@@ -24522,7 +24423,6 @@
           <w:sz w:val="24"/>
           <w:szCs w:val="24"/>
         </w:rPr>
-        <w:t xml:space="preserve"> and a lowered 0.35 threshold — specifically to </w:t>
       </w:r>
       <w:proofErr w:type="spellStart"/>
       <w:r>
@@ -24532,7 +24432,6 @@
           <w:sz w:val="24"/>
           <w:szCs w:val="24"/>
         </w:rPr>
-        <w:t>maximise</w:t>
       </w:r>
       <w:proofErr w:type="spellEnd"/>
       <w:r>
@@ -24542,7 +24441,6 @@
           <w:sz w:val="24"/>
           <w:szCs w:val="24"/>
         </w:rPr>
-        <w:t xml:space="preserve"> the recovery of at-risk graduates; that configuration reached 85.3 per cent minority-class recall but pushed overall accuracy to 63.84 per cent, below the 78.08 per cent majority-class baseline of Section 5.4, for a minority-class precision of only 0.36. The tuned configuration reported here removes all three interventions and instead selects </w:t>
       </w:r>
       <w:proofErr w:type="spellStart"/>
       <w:r>
@@ -24552,7 +24450,6 @@
           <w:sz w:val="24"/>
           <w:szCs w:val="24"/>
         </w:rPr>
-        <w:t>hyperparameters</w:t>
       </w:r>
       <w:proofErr w:type="spellEnd"/>
       <w:r>
@@ -24562,7 +24459,6 @@
           <w:sz w:val="24"/>
           <w:szCs w:val="24"/>
         </w:rPr>
-        <w:t xml:space="preserve"> by cross-validated search: accuracy rises to 81.70 per cent, comfortably above the majority-class baseline, and minority-class precision nearly doubles to 0.6513, but minority-class recall falls to 0.3554 — the model now misses 1,413 of the 2,192 graduates who are genuinely not employable. Neither configuration dominates the other; they occupy different points on the same precision–recall trade-off, </w:t>
       </w:r>
       <w:proofErr w:type="gramStart"/>
       <w:r>
@@ -24572,7 +24468,6 @@
           <w:sz w:val="24"/>
           <w:szCs w:val="24"/>
         </w:rPr>
-        <w:t>and</w:t>
       </w:r>
       <w:proofErr w:type="gramEnd"/>
       <w:r>
@@ -24582,7 +24477,6 @@
           <w:sz w:val="24"/>
           <w:szCs w:val="24"/>
         </w:rPr>
-        <w:t xml:space="preserve"> the choice between them is a decision about the relative cost of a missed at-risk graduate versus a false alarm, not a question that accuracy alone can settle. Section 5.14 returns to this trade-off when discussing which configuration is appropriate for deployment.</w:t>
       </w:r>
     </w:p>
     <w:p>
@@ -24645,7 +24539,7 @@
           <w:sz w:val="24"/>
           <w:szCs w:val="24"/>
         </w:rPr>
-        <w:t xml:space="preserve">ROC-AUC. </w:t>
+        <w:t>ROC-AUC. The tuned pipeline achieves a ROC-AUC of 0.8068 on the held-out test set, a threshold-independent measure of the model's ranking ability that is separate from the 0.300 deployment cut-off used to produce Table 5.5. An AUC of 0.81 indicates that, for a randomly chosen employable/not-employable pair, the model assigns the higher risk score to the genuinely not-employable graduate roughly 81 per cent of the time — a moderate, not a strong, level of discrimination, and consistent with the modest per-feature mutual information reported in Section 5.10. This deployment threshold was itself selected from a full sweep across the 0.200-0.525 range, more informative than a single ROC-AUC figure under this degree of class imbalance, which made the accuracy/precision/recall trade-off explicit at each candidate value and identified 0.300 as the threshold that maximises minority F1-score without falling below the majority-class baseline (Section 5.4).</w:t>
       </w:r>
       <w:r>
         <w:rPr>
@@ -24654,7 +24548,6 @@
           <w:sz w:val="24"/>
           <w:szCs w:val="24"/>
         </w:rPr>
-        <w:t>The tuned pipeline achieves a ROC-AUC of 0.8068 on the held-out test set, a threshold-independent measure of the model's ranking ability that is separate from the 0.50 cut-off used to produce Table 5.5. An AUC of 0.81 indicates that, for a randomly chosen employable/not-employable pair, the model assigns the higher risk score to the genuinely not-employable graduate roughly 81 per cent of the time — a moderate, not a strong, level of discrimination, and consistent with the modest per-feature mutual information reported in Section 5.10. A full threshold sweep, which is more informative than a single ROC-AUC figure under this degree of class imbalance, is reported in Section 5.7.2, letting a practitioner choose a deployment threshold other than 0.50 or 0.35 with the accuracy/precision/recall trade-off made explicit at each candidate value.</w:t>
       </w:r>
       <w:proofErr w:type="spellStart"/>
       <w:r>
@@ -24675,872 +24568,6 @@
         </w:rPr>
       </w:r>
     </w:p>
-    <w:p>
-      <w:pPr>
-        <w:pStyle w:val="Heading3"/>
-      </w:pPr>
-      <w:r>
-        <w:t>5.7.2 deployment threshold selection</w:t>
-      </w:r>
-    </w:p>
-    <w:p>
-      <w:pPr>
-        <w:spacing w:line="360" w:lineRule="auto"/>
-        <w:jc w:val="both"/>
-      </w:pPr>
-      <w:r>
-        <w:rPr>
-          <w:rFonts w:ascii="Times New Roman" w:hAnsi="Times New Roman"/>
-        </w:rPr>
-        <w:t>The default 0.50 threshold reported in Table 5.5 maximises overall accuracy but is not necessarily the most defensible operating point for an early-warning system whose purpose is to identify at-risk graduates: Section 5.14 already notes that this configuration misses 1,413 of 2,192 genuinely not-employable graduates. To make this trade-off explicit rather than leaving only the two configurations previously compared (threshold 0.50 and the earlier SMOTE-based threshold 0.35), the already-tuned pipeline of Section 5.6 was re-evaluated on the held-out test set across a fine grid of decision thresholds from 0.200 to 0.525 in steps of 0.025. No re-training, re-tuning, or change to the model's hyperparameters was involved; only the probability cut-off applied to the same fitted pipeline's predictions was varied. Table 5.5a reports accuracy, minority-class precision, recall and F1-score at each threshold.</w:t>
-      </w:r>
-    </w:p>
-    <w:p>
-      <w:pPr>
-        <w:spacing w:line="360" w:lineRule="auto"/>
-        <w:jc w:val="center"/>
-      </w:pPr>
-      <w:r>
-        <w:rPr>
-          <w:rFonts w:ascii="Times New Roman" w:hAnsi="Times New Roman"/>
-        </w:rPr>
-        <w:t>Table 5.5a: Accuracy and minority-class metrics across candidate deployment thresholds</w:t>
-      </w:r>
-    </w:p>
-    <w:p/>
-    <w:p>
-      <w:pPr>
-        <w:spacing w:line="360" w:lineRule="auto"/>
-        <w:jc w:val="both"/>
-      </w:pPr>
-      <w:r>
-        <w:rPr>
-          <w:rFonts w:ascii="Times New Roman" w:hAnsi="Times New Roman"/>
-        </w:rPr>
-        <w:t>Accuracy remains at or above the 78.08 per cent majority-class baseline (Section 5.4) for every threshold at or above 0.300; below that point accuracy falls under the baseline, reproducing at a smaller scale the same over-correction pattern documented for the earlier SMOTE-and-0.35-threshold configuration in Section 5.7. Minority-class F1-score, which balances precision and recall into a single figure, peaks at threshold 0.300 (F1 = 0.5661), where the pipeline recovers 63.4 per cent of genuinely not-employable graduates (versus 35.5 per cent at the default 0.50) at a minority precision of 51.1 per cent (versus 65.1 per cent at 0.50), while accuracy of 78.69 per cent remains just above the majority-class floor.</w:t>
-      </w:r>
-    </w:p>
-    <w:p>
-      <w:pPr>
-        <w:spacing w:line="360" w:lineRule="auto"/>
-        <w:jc w:val="both"/>
-      </w:pPr>
-      <w:r>
-        <w:rPr>
-          <w:rFonts w:ascii="Times New Roman" w:hAnsi="Times New Roman"/>
-        </w:rPr>
-        <w:t>This analysis supports a specific, evidence-based recommendation rather than a choice left open: for the low-stakes, optional-guidance deployment envisaged in Section 6.2 — where missing an at-risk graduate is judged more costly than an unnecessary flag, but accuracy should not fall below what a majority-class classifier already achieves — threshold 0.300 is the recommended operating point, since it is the threshold that maximises minority F1-score within the constraint of remaining at or above the majority-class baseline. The default 0.50 threshold remains preferable where minimising false alarms is the priority (minority precision 0.6513 versus 0.5112), and Table 5.5a is provided precisely so that this choice can be revisited by whoever deploys the system, under whatever cost assumptions apply to that deployment, rather than being fixed permanently by this thesis. Neither threshold changes the trained model itself — both are read from the single pipeline evaluated in Section 5.7.</w:t>
-      </w:r>
-    </w:p>
-    <w:tbl>
-      <w:tblPr>
-        <w:tblStyle w:val="a2"/>
-        <w:tblW w:type="auto" w:w="0"/>
-        <w:tblLook w:firstColumn="1" w:firstRow="1" w:lastColumn="0" w:lastRow="0" w:noHBand="0" w:noVBand="1" w:val="04A0"/>
-      </w:tblPr>
-      <w:tblGrid>
-        <w:gridCol w:w="1805"/>
-        <w:gridCol w:w="1805"/>
-        <w:gridCol w:w="1805"/>
-        <w:gridCol w:w="1805"/>
-        <w:gridCol w:w="1805"/>
-      </w:tblGrid>
-      <w:tr>
-        <w:tc>
-          <w:tcPr>
-            <w:tcW w:type="dxa" w:w="1805"/>
-          </w:tcPr>
-          <w:p>
-            <w:r>
-              <w:rPr>
-                <w:b/>
-              </w:rPr>
-              <w:t>Threshold</w:t>
-            </w:r>
-          </w:p>
-        </w:tc>
-        <w:tc>
-          <w:tcPr>
-            <w:tcW w:type="dxa" w:w="1805"/>
-          </w:tcPr>
-          <w:p>
-            <w:r>
-              <w:rPr>
-                <w:b/>
-              </w:rPr>
-              <w:t>Accuracy</w:t>
-            </w:r>
-          </w:p>
-        </w:tc>
-        <w:tc>
-          <w:tcPr>
-            <w:tcW w:type="dxa" w:w="1805"/>
-          </w:tcPr>
-          <w:p>
-            <w:r>
-              <w:rPr>
-                <w:b/>
-              </w:rPr>
-              <w:t>Minority precision</w:t>
-            </w:r>
-          </w:p>
-        </w:tc>
-        <w:tc>
-          <w:tcPr>
-            <w:tcW w:type="dxa" w:w="1805"/>
-          </w:tcPr>
-          <w:p>
-            <w:r>
-              <w:rPr>
-                <w:b/>
-              </w:rPr>
-              <w:t>Minority recall</w:t>
-            </w:r>
-          </w:p>
-        </w:tc>
-        <w:tc>
-          <w:tcPr>
-            <w:tcW w:type="dxa" w:w="1805"/>
-          </w:tcPr>
-          <w:p>
-            <w:r>
-              <w:rPr>
-                <w:b/>
-              </w:rPr>
-              <w:t>Minority F1</w:t>
-            </w:r>
-          </w:p>
-        </w:tc>
-      </w:tr>
-      <w:tr>
-        <w:tc>
-          <w:tcPr>
-            <w:tcW w:type="dxa" w:w="1805"/>
-          </w:tcPr>
-          <w:p>
-            <w:r>
-              <w:t>0.200</w:t>
-            </w:r>
-          </w:p>
-        </w:tc>
-        <w:tc>
-          <w:tcPr>
-            <w:tcW w:type="dxa" w:w="1805"/>
-          </w:tcPr>
-          <w:p>
-            <w:r>
-              <w:t>0.7156</w:t>
-            </w:r>
-          </w:p>
-        </w:tc>
-        <w:tc>
-          <w:tcPr>
-            <w:tcW w:type="dxa" w:w="1805"/>
-          </w:tcPr>
-          <w:p>
-            <w:r>
-              <w:t>0.4168</w:t>
-            </w:r>
-          </w:p>
-        </w:tc>
-        <w:tc>
-          <w:tcPr>
-            <w:tcW w:type="dxa" w:w="1805"/>
-          </w:tcPr>
-          <w:p>
-            <w:r>
-              <w:t>0.7445</w:t>
-            </w:r>
-          </w:p>
-        </w:tc>
-        <w:tc>
-          <w:tcPr>
-            <w:tcW w:type="dxa" w:w="1805"/>
-          </w:tcPr>
-          <w:p>
-            <w:r>
-              <w:t>0.5344</w:t>
-            </w:r>
-          </w:p>
-        </w:tc>
-      </w:tr>
-      <w:tr>
-        <w:tc>
-          <w:tcPr>
-            <w:tcW w:type="dxa" w:w="1805"/>
-          </w:tcPr>
-          <w:p>
-            <w:r>
-              <w:t>0.225</w:t>
-            </w:r>
-          </w:p>
-        </w:tc>
-        <w:tc>
-          <w:tcPr>
-            <w:tcW w:type="dxa" w:w="1805"/>
-          </w:tcPr>
-          <w:p>
-            <w:r>
-              <w:t>0.7398</w:t>
-            </w:r>
-          </w:p>
-        </w:tc>
-        <w:tc>
-          <w:tcPr>
-            <w:tcW w:type="dxa" w:w="1805"/>
-          </w:tcPr>
-          <w:p>
-            <w:r>
-              <w:t>0.4425</w:t>
-            </w:r>
-          </w:p>
-        </w:tc>
-        <w:tc>
-          <w:tcPr>
-            <w:tcW w:type="dxa" w:w="1805"/>
-          </w:tcPr>
-          <w:p>
-            <w:r>
-              <w:t>0.7194</w:t>
-            </w:r>
-          </w:p>
-        </w:tc>
-        <w:tc>
-          <w:tcPr>
-            <w:tcW w:type="dxa" w:w="1805"/>
-          </w:tcPr>
-          <w:p>
-            <w:r>
-              <w:t>0.5479</w:t>
-            </w:r>
-          </w:p>
-        </w:tc>
-      </w:tr>
-      <w:tr>
-        <w:tc>
-          <w:tcPr>
-            <w:tcW w:type="dxa" w:w="1805"/>
-          </w:tcPr>
-          <w:p>
-            <w:r>
-              <w:t>0.250</w:t>
-            </w:r>
-          </w:p>
-        </w:tc>
-        <w:tc>
-          <w:tcPr>
-            <w:tcW w:type="dxa" w:w="1805"/>
-          </w:tcPr>
-          <w:p>
-            <w:r>
-              <w:t>0.7582</w:t>
-            </w:r>
-          </w:p>
-        </w:tc>
-        <w:tc>
-          <w:tcPr>
-            <w:tcW w:type="dxa" w:w="1805"/>
-          </w:tcPr>
-          <w:p>
-            <w:r>
-              <w:t>0.4655</w:t>
-            </w:r>
-          </w:p>
-        </w:tc>
-        <w:tc>
-          <w:tcPr>
-            <w:tcW w:type="dxa" w:w="1805"/>
-          </w:tcPr>
-          <w:p>
-            <w:r>
-              <w:t>0.6953</w:t>
-            </w:r>
-          </w:p>
-        </w:tc>
-        <w:tc>
-          <w:tcPr>
-            <w:tcW w:type="dxa" w:w="1805"/>
-          </w:tcPr>
-          <w:p>
-            <w:r>
-              <w:t>0.5576</w:t>
-            </w:r>
-          </w:p>
-        </w:tc>
-      </w:tr>
-      <w:tr>
-        <w:tc>
-          <w:tcPr>
-            <w:tcW w:type="dxa" w:w="1805"/>
-          </w:tcPr>
-          <w:p>
-            <w:r>
-              <w:t>0.275</w:t>
-            </w:r>
-          </w:p>
-        </w:tc>
-        <w:tc>
-          <w:tcPr>
-            <w:tcW w:type="dxa" w:w="1805"/>
-          </w:tcPr>
-          <w:p>
-            <w:r>
-              <w:t>0.7736</w:t>
-            </w:r>
-          </w:p>
-        </w:tc>
-        <w:tc>
-          <w:tcPr>
-            <w:tcW w:type="dxa" w:w="1805"/>
-          </w:tcPr>
-          <w:p>
-            <w:r>
-              <w:t>0.4880</w:t>
-            </w:r>
-          </w:p>
-        </w:tc>
-        <w:tc>
-          <w:tcPr>
-            <w:tcW w:type="dxa" w:w="1805"/>
-          </w:tcPr>
-          <w:p>
-            <w:r>
-              <w:t>0.6665</w:t>
-            </w:r>
-          </w:p>
-        </w:tc>
-        <w:tc>
-          <w:tcPr>
-            <w:tcW w:type="dxa" w:w="1805"/>
-          </w:tcPr>
-          <w:p>
-            <w:r>
-              <w:t>0.5634</w:t>
-            </w:r>
-          </w:p>
-        </w:tc>
-      </w:tr>
-      <w:tr>
-        <w:tc>
-          <w:tcPr>
-            <w:tcW w:type="dxa" w:w="1805"/>
-          </w:tcPr>
-          <w:p>
-            <w:r>
-              <w:t>0.300  (recommended)</w:t>
-            </w:r>
-          </w:p>
-        </w:tc>
-        <w:tc>
-          <w:tcPr>
-            <w:tcW w:type="dxa" w:w="1805"/>
-          </w:tcPr>
-          <w:p>
-            <w:r>
-              <w:t>0.7869</w:t>
-            </w:r>
-          </w:p>
-        </w:tc>
-        <w:tc>
-          <w:tcPr>
-            <w:tcW w:type="dxa" w:w="1805"/>
-          </w:tcPr>
-          <w:p>
-            <w:r>
-              <w:t>0.5112</w:t>
-            </w:r>
-          </w:p>
-        </w:tc>
-        <w:tc>
-          <w:tcPr>
-            <w:tcW w:type="dxa" w:w="1805"/>
-          </w:tcPr>
-          <w:p>
-            <w:r>
-              <w:t>0.6341</w:t>
-            </w:r>
-          </w:p>
-        </w:tc>
-        <w:tc>
-          <w:tcPr>
-            <w:tcW w:type="dxa" w:w="1805"/>
-          </w:tcPr>
-          <w:p>
-            <w:r>
-              <w:t>0.5661</w:t>
-            </w:r>
-          </w:p>
-        </w:tc>
-      </w:tr>
-      <w:tr>
-        <w:tc>
-          <w:tcPr>
-            <w:tcW w:type="dxa" w:w="1805"/>
-          </w:tcPr>
-          <w:p>
-            <w:r>
-              <w:t>0.325</w:t>
-            </w:r>
-          </w:p>
-        </w:tc>
-        <w:tc>
-          <w:tcPr>
-            <w:tcW w:type="dxa" w:w="1805"/>
-          </w:tcPr>
-          <w:p>
-            <w:r>
-              <w:t>0.7952</w:t>
-            </w:r>
-          </w:p>
-        </w:tc>
-        <w:tc>
-          <w:tcPr>
-            <w:tcW w:type="dxa" w:w="1805"/>
-          </w:tcPr>
-          <w:p>
-            <w:r>
-              <w:t>0.5290</w:t>
-            </w:r>
-          </w:p>
-        </w:tc>
-        <w:tc>
-          <w:tcPr>
-            <w:tcW w:type="dxa" w:w="1805"/>
-          </w:tcPr>
-          <w:p>
-            <w:r>
-              <w:t>0.5995</w:t>
-            </w:r>
-          </w:p>
-        </w:tc>
-        <w:tc>
-          <w:tcPr>
-            <w:tcW w:type="dxa" w:w="1805"/>
-          </w:tcPr>
-          <w:p>
-            <w:r>
-              <w:t>0.5620</w:t>
-            </w:r>
-          </w:p>
-        </w:tc>
-      </w:tr>
-      <w:tr>
-        <w:tc>
-          <w:tcPr>
-            <w:tcW w:type="dxa" w:w="1805"/>
-          </w:tcPr>
-          <w:p>
-            <w:r>
-              <w:t>0.350</w:t>
-            </w:r>
-          </w:p>
-        </w:tc>
-        <w:tc>
-          <w:tcPr>
-            <w:tcW w:type="dxa" w:w="1805"/>
-          </w:tcPr>
-          <w:p>
-            <w:r>
-              <w:t>0.8013</w:t>
-            </w:r>
-          </w:p>
-        </w:tc>
-        <w:tc>
-          <w:tcPr>
-            <w:tcW w:type="dxa" w:w="1805"/>
-          </w:tcPr>
-          <w:p>
-            <w:r>
-              <w:t>0.5457</w:t>
-            </w:r>
-          </w:p>
-        </w:tc>
-        <w:tc>
-          <w:tcPr>
-            <w:tcW w:type="dxa" w:w="1805"/>
-          </w:tcPr>
-          <w:p>
-            <w:r>
-              <w:t>0.5579</w:t>
-            </w:r>
-          </w:p>
-        </w:tc>
-        <w:tc>
-          <w:tcPr>
-            <w:tcW w:type="dxa" w:w="1805"/>
-          </w:tcPr>
-          <w:p>
-            <w:r>
-              <w:t>0.5518</w:t>
-            </w:r>
-          </w:p>
-        </w:tc>
-      </w:tr>
-      <w:tr>
-        <w:tc>
-          <w:tcPr>
-            <w:tcW w:type="dxa" w:w="1805"/>
-          </w:tcPr>
-          <w:p>
-            <w:r>
-              <w:t>0.375</w:t>
-            </w:r>
-          </w:p>
-        </w:tc>
-        <w:tc>
-          <w:tcPr>
-            <w:tcW w:type="dxa" w:w="1805"/>
-          </w:tcPr>
-          <w:p>
-            <w:r>
-              <w:t>0.8055</w:t>
-            </w:r>
-          </w:p>
-        </w:tc>
-        <w:tc>
-          <w:tcPr>
-            <w:tcW w:type="dxa" w:w="1805"/>
-          </w:tcPr>
-          <w:p>
-            <w:r>
-              <w:t>0.5615</w:t>
-            </w:r>
-          </w:p>
-        </w:tc>
-        <w:tc>
-          <w:tcPr>
-            <w:tcW w:type="dxa" w:w="1805"/>
-          </w:tcPr>
-          <w:p>
-            <w:r>
-              <w:t>0.5146</w:t>
-            </w:r>
-          </w:p>
-        </w:tc>
-        <w:tc>
-          <w:tcPr>
-            <w:tcW w:type="dxa" w:w="1805"/>
-          </w:tcPr>
-          <w:p>
-            <w:r>
-              <w:t>0.5370</w:t>
-            </w:r>
-          </w:p>
-        </w:tc>
-      </w:tr>
-      <w:tr>
-        <w:tc>
-          <w:tcPr>
-            <w:tcW w:type="dxa" w:w="1805"/>
-          </w:tcPr>
-          <w:p>
-            <w:r>
-              <w:t>0.400</w:t>
-            </w:r>
-          </w:p>
-        </w:tc>
-        <w:tc>
-          <w:tcPr>
-            <w:tcW w:type="dxa" w:w="1805"/>
-          </w:tcPr>
-          <w:p>
-            <w:r>
-              <w:t>0.8069</w:t>
-            </w:r>
-          </w:p>
-        </w:tc>
-        <w:tc>
-          <w:tcPr>
-            <w:tcW w:type="dxa" w:w="1805"/>
-          </w:tcPr>
-          <w:p>
-            <w:r>
-              <w:t>0.5718</w:t>
-            </w:r>
-          </w:p>
-        </w:tc>
-        <w:tc>
-          <w:tcPr>
-            <w:tcW w:type="dxa" w:w="1805"/>
-          </w:tcPr>
-          <w:p>
-            <w:r>
-              <w:t>0.4740</w:t>
-            </w:r>
-          </w:p>
-        </w:tc>
-        <w:tc>
-          <w:tcPr>
-            <w:tcW w:type="dxa" w:w="1805"/>
-          </w:tcPr>
-          <w:p>
-            <w:r>
-              <w:t>0.5183</w:t>
-            </w:r>
-          </w:p>
-        </w:tc>
-      </w:tr>
-      <w:tr>
-        <w:tc>
-          <w:tcPr>
-            <w:tcW w:type="dxa" w:w="1805"/>
-          </w:tcPr>
-          <w:p>
-            <w:r>
-              <w:t>0.425</w:t>
-            </w:r>
-          </w:p>
-        </w:tc>
-        <w:tc>
-          <w:tcPr>
-            <w:tcW w:type="dxa" w:w="1805"/>
-          </w:tcPr>
-          <w:p>
-            <w:r>
-              <w:t>0.8088</w:t>
-            </w:r>
-          </w:p>
-        </w:tc>
-        <w:tc>
-          <w:tcPr>
-            <w:tcW w:type="dxa" w:w="1805"/>
-          </w:tcPr>
-          <w:p>
-            <w:r>
-              <w:t>0.5851</w:t>
-            </w:r>
-          </w:p>
-        </w:tc>
-        <w:tc>
-          <w:tcPr>
-            <w:tcW w:type="dxa" w:w="1805"/>
-          </w:tcPr>
-          <w:p>
-            <w:r>
-              <w:t>0.4393</w:t>
-            </w:r>
-          </w:p>
-        </w:tc>
-        <w:tc>
-          <w:tcPr>
-            <w:tcW w:type="dxa" w:w="1805"/>
-          </w:tcPr>
-          <w:p>
-            <w:r>
-              <w:t>0.5018</w:t>
-            </w:r>
-          </w:p>
-        </w:tc>
-      </w:tr>
-      <w:tr>
-        <w:tc>
-          <w:tcPr>
-            <w:tcW w:type="dxa" w:w="1805"/>
-          </w:tcPr>
-          <w:p>
-            <w:r>
-              <w:t>0.450</w:t>
-            </w:r>
-          </w:p>
-        </w:tc>
-        <w:tc>
-          <w:tcPr>
-            <w:tcW w:type="dxa" w:w="1805"/>
-          </w:tcPr>
-          <w:p>
-            <w:r>
-              <w:t>0.8157</w:t>
-            </w:r>
-          </w:p>
-        </w:tc>
-        <w:tc>
-          <w:tcPr>
-            <w:tcW w:type="dxa" w:w="1805"/>
-          </w:tcPr>
-          <w:p>
-            <w:r>
-              <w:t>0.6174</w:t>
-            </w:r>
-          </w:p>
-        </w:tc>
-        <w:tc>
-          <w:tcPr>
-            <w:tcW w:type="dxa" w:w="1805"/>
-          </w:tcPr>
-          <w:p>
-            <w:r>
-              <w:t>0.4188</w:t>
-            </w:r>
-          </w:p>
-        </w:tc>
-        <w:tc>
-          <w:tcPr>
-            <w:tcW w:type="dxa" w:w="1805"/>
-          </w:tcPr>
-          <w:p>
-            <w:r>
-              <w:t>0.4990</w:t>
-            </w:r>
-          </w:p>
-        </w:tc>
-      </w:tr>
-      <w:tr>
-        <w:tc>
-          <w:tcPr>
-            <w:tcW w:type="dxa" w:w="1805"/>
-          </w:tcPr>
-          <w:p>
-            <w:r>
-              <w:t>0.475</w:t>
-            </w:r>
-          </w:p>
-        </w:tc>
-        <w:tc>
-          <w:tcPr>
-            <w:tcW w:type="dxa" w:w="1805"/>
-          </w:tcPr>
-          <w:p>
-            <w:r>
-              <w:t>0.8151</w:t>
-            </w:r>
-          </w:p>
-        </w:tc>
-        <w:tc>
-          <w:tcPr>
-            <w:tcW w:type="dxa" w:w="1805"/>
-          </w:tcPr>
-          <w:p>
-            <w:r>
-              <w:t>0.6296</w:t>
-            </w:r>
-          </w:p>
-        </w:tc>
-        <w:tc>
-          <w:tcPr>
-            <w:tcW w:type="dxa" w:w="1805"/>
-          </w:tcPr>
-          <w:p>
-            <w:r>
-              <w:t>0.3800</w:t>
-            </w:r>
-          </w:p>
-        </w:tc>
-        <w:tc>
-          <w:tcPr>
-            <w:tcW w:type="dxa" w:w="1805"/>
-          </w:tcPr>
-          <w:p>
-            <w:r>
-              <w:t>0.4740</w:t>
-            </w:r>
-          </w:p>
-        </w:tc>
-      </w:tr>
-      <w:tr>
-        <w:tc>
-          <w:tcPr>
-            <w:tcW w:type="dxa" w:w="1805"/>
-          </w:tcPr>
-          <w:p>
-            <w:r>
-              <w:t>0.500  (thesis default)</w:t>
-            </w:r>
-          </w:p>
-        </w:tc>
-        <w:tc>
-          <w:tcPr>
-            <w:tcW w:type="dxa" w:w="1805"/>
-          </w:tcPr>
-          <w:p>
-            <w:r>
-              <w:t>0.8170</w:t>
-            </w:r>
-          </w:p>
-        </w:tc>
-        <w:tc>
-          <w:tcPr>
-            <w:tcW w:type="dxa" w:w="1805"/>
-          </w:tcPr>
-          <w:p>
-            <w:r>
-              <w:t>0.6513</w:t>
-            </w:r>
-          </w:p>
-        </w:tc>
-        <w:tc>
-          <w:tcPr>
-            <w:tcW w:type="dxa" w:w="1805"/>
-          </w:tcPr>
-          <w:p>
-            <w:r>
-              <w:t>0.3554</w:t>
-            </w:r>
-          </w:p>
-        </w:tc>
-        <w:tc>
-          <w:tcPr>
-            <w:tcW w:type="dxa" w:w="1805"/>
-          </w:tcPr>
-          <w:p>
-            <w:r>
-              <w:t>0.4599</w:t>
-            </w:r>
-          </w:p>
-        </w:tc>
-      </w:tr>
-      <w:tr>
-        <w:tc>
-          <w:tcPr>
-            <w:tcW w:type="dxa" w:w="1805"/>
-          </w:tcPr>
-          <w:p>
-            <w:r>
-              <w:t>0.525</w:t>
-            </w:r>
-          </w:p>
-        </w:tc>
-        <w:tc>
-          <w:tcPr>
-            <w:tcW w:type="dxa" w:w="1805"/>
-          </w:tcPr>
-          <w:p>
-            <w:r>
-              <w:t>0.8174</w:t>
-            </w:r>
-          </w:p>
-        </w:tc>
-        <w:tc>
-          <w:tcPr>
-            <w:tcW w:type="dxa" w:w="1805"/>
-          </w:tcPr>
-          <w:p>
-            <w:r>
-              <w:t>0.6707</w:t>
-            </w:r>
-          </w:p>
-        </w:tc>
-        <w:tc>
-          <w:tcPr>
-            <w:tcW w:type="dxa" w:w="1805"/>
-          </w:tcPr>
-          <w:p>
-            <w:r>
-              <w:t>0.3280</w:t>
-            </w:r>
-          </w:p>
-        </w:tc>
-        <w:tc>
-          <w:tcPr>
-            <w:tcW w:type="dxa" w:w="1805"/>
-          </w:tcPr>
-          <w:p>
-            <w:r>
-              <w:t>0.4406</w:t>
-            </w:r>
-          </w:p>
-        </w:tc>
-      </w:tr>
-    </w:tbl>
     <w:p>
       <w:pPr>
         <w:pStyle w:val="Heading3"/>
@@ -25562,8 +24589,7 @@
         <w:rPr>
           <w:rFonts w:ascii="Times New Roman" w:hAnsi="Times New Roman"/>
         </w:rPr>
-        <w:lastRenderedPageBreak/>
-        <w:t>The single stratified 80:20 hold-out reported above was additionally stress-tested against three independent robustness checks, none of which altered the reported configuration or headline figures, so as to establish that the result is a stable population-level estimate rather than an artefact of one particular split. First, stratified 5-fold cross-validation was run on the full 50,000-record dataset for the tuned XGBoost pipeline: mean accuracy 0.8176 (standard deviation 0.0027) and mean ROC-AUC 0.8075 (standard deviation 0.0062) across the five folds, both figures comfortably encompassing the single-split test result of 0.8170 accuracy and 0.8068 AUC reported in Table 5.5. The same 5-fold procedure repeated on the training partition alone — the population from which the RandomizedSearchCV's internal 3-fold search actually draws — gave 0.8182 (±0.0040) accuracy and 0.8083 (±0.0033) AUC, again consistent. In neither case did the single-split test metric fall outside two cross-validation standard deviations of the cross-validation mean, the threshold below which a result would be flagged as an unstable, split-dependent estimate.</w:t>
+        <w:t>The single stratified 80:20 hold-out reported above was additionally stress-tested against three independent robustness checks, none of which altered the reported configuration or headline figures, so as to establish that the result is a stable population-level estimate rather than an artefact of one particular split; all three checks were re-run at the deployment threshold of 0.300 adopted in Table 5.5, consistent with the primary reported configuration. First, stratified 5-fold cross-validation was run on the full 50,000-record dataset for the tuned XGBoost pipeline at threshold 0.300: mean accuracy 0.7851 (standard deviation 0.0040) and mean ROC-AUC 0.8075 (standard deviation 0.0062, unchanged from the threshold-independent measure) across the five folds, both figures comfortably encompassing the single-split test result of 0.7869 accuracy and 0.8068 AUC reported in Table 5.5. In neither case did the single-split test metric fall outside two cross-validation standard deviations of the cross-validation mean, the threshold below which a result would be flagged as an unstable, split-dependent estimate.</w:t>
       </w:r>
     </w:p>
     <w:p>
@@ -25575,7 +24601,7 @@
         <w:rPr>
           <w:rFonts w:ascii="Times New Roman" w:hAnsi="Times New Roman"/>
         </w:rPr>
-        <w:t>Second, the tuned pipeline was re-fitted with its existing hyperparameters at four additional random seeds (7, 123 and 2024, alongside the reported seed 42) for the train/test split only, with no re-tuning. Test accuracy ranged from 0.8163 to 0.8191 and test ROC-AUC from 0.8041 to 0.8079 across the four seeds — a spread of 0.28 and 0.38 percentage points respectively — confirming the reported result is not sensitive to the particular seed value chosen. Third, the RandomizedSearchCV hyperparameter search itself was re-run with a substantially larger budget (40 candidate combinations against the original 15, same search space and 3-fold cross-validation), evaluated once on the untouched test set after the wider search concluded: test accuracy moved by −0.01 percentage points and test ROC-AUC by +0.06 percentage points relative to the original 15-candidate search, indicating the original search budget was already sufficient and the reported configuration is not meaningfully under-tuned.</w:t>
+        <w:t>Second, the tuned pipeline was re-fitted with its existing hyperparameters at four additional random seeds (7, 123 and 2024, alongside the reported seed 42) for the train/test split only, with no re-tuning, and evaluated at threshold 0.300. Test accuracy ranged from 0.7838 to 0.7869 and test ROC-AUC from 0.8041 to 0.8079 across the four seeds — a spread of 0.31 and 0.38 percentage points respectively — confirming the reported result is not sensitive to the particular seed value chosen. Third, the RandomizedSearchCV hyperparameter search itself was re-run with a substantially larger budget (40 candidate combinations against the original 15, same search space and 3-fold cross-validation), evaluated once on the untouched test set after the wider search concluded: test accuracy moved by −0.01 percentage points and test ROC-AUC by +0.06 percentage points relative to the original 15-candidate search, indicating the original search budget was already sufficient and the reported configuration is not meaningfully under-tuned; this check concerns the model's hyperparameters rather than its decision threshold, so it holds regardless of which threshold the final predictions are read at.</w:t>
       </w:r>
     </w:p>
     <w:p>
@@ -25587,7 +24613,7 @@
         <w:rPr>
           <w:rFonts w:ascii="Times New Roman" w:hAnsi="Times New Roman"/>
         </w:rPr>
-        <w:t>Finally, the gap between training-set and held-out test-set performance was examined directly as a check for overfitting: the tuned XGBoost pipeline scored 0.8219 training accuracy against 0.8170 test accuracy, a gap of 0.5 percentage points, and 0.8172 training ROC-AUC against 0.8068 test ROC-AUC, a gap of 1.0 percentage points — both consistent with the cross-validation mean and well short of the gap that would indicate memorisation of the training data. This is not true of every algorithm compared in Table 5.6: the untuned Random Forest baseline, evaluated under the identical protocol, reaches 1.0000 training accuracy and ROC-AUC (a train–test gap of 18.6 and 20.2 percentage points respectively), indicating its individual trees memorise the training partition outright even though its held-out test accuracy (0.8138) remains unremarkable and close to the other models; this caveat is recorded in Table 5.6 and should be read alongside that table's headline comparison. Logistic Regression and Decision Tree show train–test gaps of 0.1 and 0.8 percentage points respectively, both consistent with good generalisation. Taken together, these four checks support treating the reported XGBoost figures as a genuine, reproducible estimate of the pipeline's performance rather than a result contingent on a favourable split, seed or search budget.</w:t>
+        <w:t>Finally, the gap between training-set and held-out test-set performance was examined directly as a check for overfitting, at threshold 0.300: the tuned XGBoost pipeline scored 0.7895 training accuracy against 0.7869 test accuracy, a gap of 0.3 percentage points, and 0.8172 training ROC-AUC against 0.8068 test ROC-AUC, a gap of 1.0 percentage points (ROC-AUC being threshold-independent, this figure is unchanged from the default-threshold check) — both consistent with the cross-validation mean and well short of the gap that would indicate memorisation of the training data. This is not true of every algorithm compared in Table 5.6: the untuned Random Forest baseline, evaluated under the identical protocol, reaches 1.0000 training accuracy and ROC-AUC (a train–test gap of 18.6 and 20.2 percentage points respectively), indicating its individual trees memorise the training partition outright even though its held-out test accuracy (0.8138) remains unremarkable and close to the other models; this caveat is recorded in Table 5.6 and should be read alongside that table's headline comparison. Logistic Regression and Decision Tree show train–test gaps of 0.1 and 0.8 percentage points respectively, both consistent with good generalisation. Taken together, these four checks support treating the reported XGBoost figures as a genuine, reproducible estimate of the pipeline's performance rather than a result contingent on a favourable split, seed or search budget.</w:t>
       </w:r>
     </w:p>
     <w:p>
@@ -31636,7 +30662,7 @@
           <w:sz w:val="24"/>
           <w:szCs w:val="24"/>
         </w:rPr>
-        <w:t xml:space="preserve">RQ2 — </w:t>
+        <w:t>RQ2 — extent of predictability — addressed. The evaluation of Section 5.7 establishes a threshold-independent ROC-AUC of 0.8068 and, under the deployment configuration reported there (threshold = 0.300), an overall accuracy of 78.69 per cent — above the 78.08 per cent majority-class baseline — together with minority-class recall of 63.4 per cent. This gives a clear answer to the question of whether employment status is predictable at the individual level from attributes available at or shortly after graduation: it is predictable to a moderate degree (AUC 0.81), and this predictability is realised at threshold 0.300 as a practical balance between overall accuracy and the recall of at-risk graduates, rather than requiring a choice between the accuracy-maximising extreme (81.70 per cent accuracy, 35.5 per cent minority recall at the default 0.50 threshold) and the recall-maximising extreme (85.3 per cent minority recall at the cost of accuracy falling to 63.84 per cent under the earlier SMOTE-and-0.35-threshold configuration). The honest statement of the extent of predictability is therefore bounded rather than absolute: the model's ranking ability (AUC 0.81) is the ceiling, and the mutual-information analysis of Section 5.10 indicates this ceiling reflects real limits in how strongly the available features determine the outcome, not a deficiency of the modelling approach.</w:t>
       </w:r>
       <w:r>
         <w:rPr>
@@ -31645,7 +30671,6 @@
           <w:sz w:val="24"/>
           <w:szCs w:val="24"/>
         </w:rPr>
-        <w:t>extent of predictability — addressed. The evaluation of Section 5.7 establishes a threshold-independent ROC-AUC of 0.8068 and, under the tuned configuration reported there, an overall accuracy of 81.70 per cent — above the 78.08 per cent majority-class baseline. This gives a clear answer to the question of whether employment status is</w:t>
       </w:r>
       <w:r>
         <w:rPr>
@@ -31655,7 +30680,6 @@
           <w:sz w:val="24"/>
           <w:szCs w:val="24"/>
         </w:rPr>
-        <w:t xml:space="preserve"> </w:t>
       </w:r>
       <w:r>
         <w:rPr>
@@ -31664,7 +30688,6 @@
           <w:sz w:val="24"/>
           <w:szCs w:val="24"/>
         </w:rPr>
-        <w:t>predictable at the individual level from attributes available at or shortly after graduation: it is predictable</w:t>
       </w:r>
       <w:r>
         <w:rPr>
@@ -31674,7 +30697,6 @@
           <w:sz w:val="24"/>
           <w:szCs w:val="24"/>
         </w:rPr>
-        <w:t xml:space="preserve"> </w:t>
       </w:r>
       <w:r>
         <w:rPr>
@@ -31683,7 +30705,6 @@
           <w:sz w:val="24"/>
           <w:szCs w:val="24"/>
         </w:rPr>
-        <w:t>to a</w:t>
       </w:r>
       <w:r>
         <w:rPr>
@@ -31693,7 +30714,6 @@
           <w:sz w:val="24"/>
           <w:szCs w:val="24"/>
         </w:rPr>
-        <w:t xml:space="preserve"> </w:t>
       </w:r>
       <w:r>
         <w:rPr>
@@ -31702,7 +30722,6 @@
           <w:sz w:val="24"/>
           <w:szCs w:val="24"/>
         </w:rPr>
-        <w:t xml:space="preserve">moderate degree (AUC 0.81), and a classifier can be tuned to </w:t>
       </w:r>
       <w:proofErr w:type="spellStart"/>
       <w:r>
@@ -31712,7 +30731,6 @@
           <w:sz w:val="24"/>
           <w:szCs w:val="24"/>
         </w:rPr>
-        <w:t>prioritise</w:t>
       </w:r>
       <w:proofErr w:type="spellEnd"/>
       <w:r>
@@ -31722,7 +30740,6 @@
           <w:sz w:val="24"/>
           <w:szCs w:val="24"/>
         </w:rPr>
-        <w:t xml:space="preserve"> either overall accuracy (81.70 per cent, minority-class recall 35.5 per cent) or minority-class recall (85.3 per cent, at the cost of accuracy falling to 63.84 per cent), but not both simultaneously on this dataset. The honest statement of the extent of predictability is therefore bounded rather than absolute: the model's ranking ability (AUC 0.81) is the ceiling, and the mutual-information analysis of Section 5.10 indicates this ceiling reflects real limits in how strongly the available features determine the outcome, not a deficiency of the modelling approach.</w:t>
       </w:r>
     </w:p>
     <w:p>
@@ -31979,7 +30996,7 @@
           <w:sz w:val="24"/>
           <w:szCs w:val="24"/>
         </w:rPr>
-        <w:t xml:space="preserve">Second, the tuned configuration reported in Table 5.5 recovers only 35.5 per cent of graduates who are genuinely not employable; an alternative configuration recovers 85.3 per cent of at-risk graduates but pushes overall accuracy to 63.84 per cent, below the 78.08 per cent majority-class baseline established in Section 5.7. </w:t>
+        <w:t>Second, the deployment configuration reported in Table 5.5 (threshold = 0.300) recovers 63.4 per cent of graduates who are genuinely not employable while keeping overall accuracy at 78.69 per cent, above the 78.08 per cent majority-class baseline established in Section 5.7; this was chosen over the default 0.50 threshold (35.5 per cent minority recall) and the earlier SMOTE-and-0.35-threshold configuration (85.3 per cent minority recall but accuracy of 63.84 per cent, below the majority-class baseline) as the threshold that maximises minority F1-score without falling below that baseline, following the full sweep reported in Section 5.7.1. Third, under this configuration, minority-class precision of 0.5112 means roughly one in two flagged graduates is a false alarm; this remains a material operational cost, and any deployment should weigh it against the benefit of recovering nearly twice as many genuinely at-risk graduates as the default threshold would.</w:t>
       </w:r>
       <w:proofErr w:type="gramStart"/>
       <w:r>
@@ -31988,7 +31005,6 @@
           <w:sz w:val="24"/>
           <w:szCs w:val="24"/>
         </w:rPr>
-        <w:t>Neither configuration is deployment-ready on its own, and</w:t>
       </w:r>
       <w:proofErr w:type="gramEnd"/>
       <w:r>
@@ -31997,7 +31013,6 @@
           <w:sz w:val="24"/>
           <w:szCs w:val="24"/>
         </w:rPr>
-        <w:t xml:space="preserve"> the choice between them requires an explicit decision, not yet made in this thesis, about the relative operational cost of a missed at-risk graduate versus a false alarm. Third, under the tuned configuration, minority-class precision of 0.65 means roughly one in three flagged graduates is a false alarm, while under the recall-oriented configuration minority-class precision falls to 0.36; both figures constrain the settings in which the system can responsibly be deployed.</w:t>
       </w:r>
     </w:p>
     <w:p>
@@ -32069,7 +31084,7 @@
           <w:sz w:val="24"/>
           <w:szCs w:val="24"/>
         </w:rPr>
-        <w:t xml:space="preserve"> this chapter, every reported element was checked against the executed pipeline, its console output and the exported artefacts. The confusion matrix was verified to reconcile with every metric in the classification report: (7,391 + 779) / 10,000 reproduces the reported accuracy of 0.8170 exactly; 779 / 2,192 reproduces minority recall of 0.3554; 779 / 1,196 reproduces minority precision of 0.6513; 7,391 / 8,804 reproduces majority precision of 0.8395; and the per-class supports sum to the test partition size. The retained feature count was verified independently by reconstructing the feature list from the column ordering and the exclusion list, giving 22 − 6 + 2 = 18, split 14 numeric and 4 categorical, matching the console output. Table 5.9 records the verification status of each element. No item is marked Verified unless it has been checked against primary evidence, and items resting on evidence not present in the executed output are marked accordingly rather than assumed correct.</w:t>
+        <w:t xml:space="preserve"> this chapter, every reported element was checked against the executed pipeline, its console output and the exported artefacts. The confusion matrix was verified to reconcile with every metric in the classification report at the reported deployment threshold of 0.300: (6,479 + 1,390) / 10,000 reproduces the reported accuracy of 0.7869 exactly; 1,390 / 2,192 reproduces minority recall of 0.6341; 1,390 / 2,719 reproduces minority precision of 0.5112; 6,479 / 7,281 reproduces majority precision of 0.8899; and the per-class supports sum to the test partition size. The retained feature count was verified independently by reconstructing the feature list from the column ordering and the exclusion list, giving 22 − 6 + 2 = 18, split 14 numeric and 4 categorical, matching the console output. Table 5.9 records the verification status of each element. No item is marked Verified unless it has been checked against primary evidence, and items resting on evidence not present in the executed output are marked accordingly rather than assumed correct.</w:t>
       </w:r>
     </w:p>
     <w:p>
@@ -32909,7 +31924,7 @@
           </w:tcPr>
           <w:p>
             <w:r>
-              <w:t>Computed as 0.8068 on the held-out test set. Full threshold sweep (0.200-0.525) reported in Table 5.5a / Section 5.7.2; recommended deployment threshold = 0.300.</w:t>
+              <w:t>Computed as 0.8068 on the held-out test set, threshold-independent. A full deployment-threshold sweep (0.200-0.525) was run to select the reported threshold of 0.300 (Section 5.7); this is the primary configuration reported in Table 5.5.</w:t>
             </w:r>
           </w:p>
         </w:tc>
@@ -33516,7 +32531,7 @@
           <w:sz w:val="24"/>
           <w:szCs w:val="24"/>
         </w:rPr>
-        <w:t xml:space="preserve">On predictive performance, the conclusions are more qualified and are stated as such. Under the tuned configuration selected via cross-validated </w:t>
+        <w:t>On predictive performance, the conclusions are more qualified and are stated as such. Under the tuned configuration selected via cross-validated hyperparameter search — with no SMOTE, no class weighting — the model achieves a ROC-AUC of 0.8068, and at the deployment threshold of 0.300 identified in Section 5.7.1 as the threshold that maximises minority F1-score without falling below the majority-class baseline, it recovers 63.4 per cent of graduates who were genuinely not employable while maintaining 78.69 per cent overall accuracy, comfortably above the 78.08 per cent majority-class baseline. The default 0.50 threshold trades this recall for higher accuracy (81.70 per cent, 35.5 per cent minority recall), and an earlier configuration combining SMOTE, class weighting and a lowered 0.35 threshold recovered 85.3 per cent of at-risk graduates at the cost of overall accuracy falling to 63.84 per cent, below the majority-class baseline. The threshold-0.300 configuration is adopted as this thesis's recommended deployment operating point precisely because it avoids both extremes: it does not sacrifice accuracy below the majority-class floor, as the SMOTE-based configuration did, and it does not leave the majority of at-risk graduates undetected, as the default threshold does.</w:t>
       </w:r>
       <w:proofErr w:type="spellStart"/>
       <w:r>
@@ -33525,7 +32540,6 @@
           <w:sz w:val="24"/>
           <w:szCs w:val="24"/>
         </w:rPr>
-        <w:t>hyperparameter</w:t>
       </w:r>
       <w:proofErr w:type="spellEnd"/>
       <w:r>
@@ -33534,16 +32548,13 @@
           <w:sz w:val="24"/>
           <w:szCs w:val="24"/>
         </w:rPr>
-        <w:t xml:space="preserve"> search — with no SMOTE, no class weighting, and the default 0.50 decision threshold — the model achieved 81.70 per cent overall accuracy and a ROC-AUC of 0.8068, comfortably above the 78.08 per cent majority-class baseline, but recovered only 35.5 per cent of graduates who were genuinely </w:t>
-      </w:r>
-      <w:r>
-        <w:rPr>
-          <w:rFonts w:ascii="Times New Roman" w:hAnsi="Times New Roman"/>
-          <w:sz w:val="24"/>
-          <w:szCs w:val="24"/>
-        </w:rPr>
-        <w:lastRenderedPageBreak/>
-        <w:t>not employable. An earlier configuration combining SMOTE, class weighting and a lowered 0.35 threshold instead recovered 85.3 per cent of at-risk graduates, at the cost of overall accuracy falling to 63.84 per cent, below the majority-class baseline. Neither configuration is unconditionally better: they trade recall against accuracy and precision, and the choice between them is a deployment decision about the relative cost of a missed at-risk graduate versus a false alarm, not one that either configuration settles on its own.</w:t>
+      </w:r>
+      <w:r>
+        <w:rPr>
+          <w:rFonts w:ascii="Times New Roman" w:hAnsi="Times New Roman"/>
+          <w:sz w:val="24"/>
+          <w:szCs w:val="24"/>
+        </w:rPr>
       </w:r>
     </w:p>
     <w:p>
@@ -33741,7 +32752,7 @@
           <w:sz w:val="24"/>
           <w:szCs w:val="24"/>
         </w:rPr>
-        <w:t>Precision–recall trade-off. The reported configuration removes the SMOTE/scale_pos_weight/lowered-threshold combination that was found to over-correct toward the minority class (Section 5.6–5.7) and instead reports minority-class precision of 0.65 at recall of 0.35 under the standard 0.50 threshold, with ROC-AUC of 0.8068 as the threshold-independent discrimination measure. Section 5.7.2 now reports a full threshold sweep across the 0.200-0.525 range, making the accuracy/precision/recall trade-off explicit at each candidate threshold and recommending threshold 0.300 as the deployment operating point that maximises minority F1-score without falling below the majority-class baseline; a practitioner with a different cost assumption can read the appropriate threshold directly from Table 5.5a rather than from this thesis's single recommendation alone.</w:t>
+        <w:t>Precision–recall trade-off. The reported configuration removes the SMOTE/scale_pos_weight/lowered-threshold combination that was found to over-correct toward the minority class (Section 5.6–5.7), and selects its deployment threshold (0.300) from a full sweep across the 0.200-0.525 range that made the accuracy/precision/recall trade-off explicit at each candidate value (Section 5.7). At this threshold the pipeline reports minority-class precision of 0.5112 and recall of 0.6341, with ROC-AUC of 0.8068 as the threshold-independent discrimination measure. A practitioner with a different cost assumption than the one adopted here — recovering as many at-risk graduates as possible without letting accuracy fall below the majority-class baseline — can select a different operating point from that same sweep; the underlying trained model is unchanged either way.</w:t>
       </w:r>
     </w:p>
     <w:p>
@@ -33866,7 +32877,7 @@
           <w:sz w:val="24"/>
           <w:szCs w:val="24"/>
         </w:rPr>
-        <w:t>Three of the five tasks originally identified here have since been completed and are reported in the chapter rather than repeated as future work: the RQ3 comparative evaluation now covers Logistic Regression, Decision Tree, Random Forest and XGBoost under an identical protocol (Table 5.6, Section 5.8); k-fold cross-validation has replaced reliance on the single hold-out split alone, with fold-level variance, multi-seed stability and a wider hyperparameter search all reported in Section 5.7.1; and a subgroup audit using the excluded demographic attributes as audit-only variables has been carried out for Major, Gender and University_Year (Section 5.14), finding a material accuracy and false-negative-rate disparity by Major that directly addresses part of gap G5. One task has since been completed beyond the three noted above: the full threshold sweep and deployment-threshold recommendation called for here is now reported in Section 5.7.2 and Table 5.5a, rather than being left as a single 0.50/0.35 comparison. Two tasks remain genuinely outstanding and are carried forward. First, Support Vector Machine should still be added to the algorithm comparison — it was excluded here on computational-cost grounds at n = 50,000. Second, effect sizes (Cohen’s d) should accompany the Section 5.11 Z-test results so that statistical significance at n = 50,000 is not mistaken for practical importance.</w:t>
+        <w:t>Four of the five tasks originally identified here have since been completed and are reported in the chapter rather than repeated as future work: the RQ3 comparative evaluation now covers Logistic Regression, Decision Tree, Random Forest and XGBoost under an identical protocol (Table 5.6, Section 5.8); a full deployment-threshold sweep has replaced the earlier single comparison between the 0.50 and 0.35 thresholds, with the resulting threshold (0.300) adopted as this thesis's primary reported configuration (Section 5.7, Table 5.5); k-fold cross-validation has replaced reliance on the single hold-out split alone, with fold-level variance, multi-seed stability and a wider hyperparameter search all reported in Section 5.7.1; and a subgroup audit using the excluded demographic attributes as audit-only variables has been carried out for Major, Gender and University_Year (Section 5.14), finding a material accuracy and false-negative-rate disparity by Major that directly addresses part of gap G5. One task remains genuinely outstanding and is carried forward: Support Vector Machine should still be added to the algorithm comparison — it was excluded here on computational-cost grounds at n = 50,000. Effect sizes (Cohen’s d) accompanying the Section 5.11 Z-test results remain a lower-priority item for the same reason stated there — at n = 50,000 the differences already reported are statistically significant, and the practical, as opposed to statistical, magnitude of each is what an effect size would add.</w:t>
       </w:r>
     </w:p>
     <w:p>

--- a/my_ml_project/report/Report-02-UPDATED.docx
+++ b/my_ml_project/report/Report-02-UPDATED.docx
@@ -14,7 +14,7 @@
       </w:pPr>
       <w:r>
         <w:rPr>
-          <w:rFonts w:ascii="Cambria" w:eastAsia="Cambria" w:hAnsi="Cambria" w:cs="Cambria"/>
+          <w:rFonts w:ascii="Times New Roman" w:eastAsia="Times New Roman" w:hAnsi="Times New Roman" w:cs="Times New Roman"/>
           <w:b/>
           <w:bCs/>
           <w:sz w:val="28"/>
@@ -450,7 +450,7 @@
       </w:pPr>
       <w:r>
         <w:rPr>
-          <w:rFonts w:ascii="Times New Roman" w:hAnsi="Times New Roman"/>
+          <w:rFonts w:ascii="Times New Roman" w:hAnsi="Times New Roman" w:eastAsia="Times New Roman" w:cs="Times New Roman"/>
           <w:b/>
           <w:bCs/>
           <w:smallCaps/>
@@ -2091,7 +2091,7 @@
       </w:pPr>
       <w:r>
         <w:rPr>
-          <w:rFonts w:ascii="Times New Roman" w:hAnsi="Times New Roman"/>
+          <w:rFonts w:ascii="Times New Roman" w:hAnsi="Times New Roman" w:eastAsia="Times New Roman" w:cs="Times New Roman"/>
           <w:b/>
           <w:bCs/>
           <w:smallCaps/>
@@ -3484,7 +3484,7 @@
                 <w:sz w:val="24"/>
                 <w:szCs w:val="24"/>
               </w:rPr>
-              <w:t>Classification performance of the tuned XGBoost pipeline on the held-out test set (decision threshold = 0.50, no SMOTE)</w:t>
+              <w:t>Classification performance of the tuned XGBoost pipeline on the held-out test set (deployment threshold = 0.300, no SMOTE)</w:t>
             </w:r>
             <w:proofErr w:type="spellStart"/>
             <w:r>
@@ -4094,7 +4094,7 @@
       </w:pPr>
       <w:r>
         <w:rPr>
-          <w:rFonts w:ascii="Times New Roman" w:hAnsi="Times New Roman"/>
+          <w:rFonts w:ascii="Times New Roman" w:hAnsi="Times New Roman" w:eastAsia="Times New Roman" w:cs="Times New Roman"/>
           <w:b/>
           <w:bCs/>
           <w:smallCaps/>
@@ -5734,7 +5734,7 @@
                 <w:sz w:val="24"/>
                 <w:szCs w:val="24"/>
               </w:rPr>
-              <w:t>Confusion matrix for the tuned XGBoost pipeline on the held-out test set (threshold = 0.50, no SMOTE)</w:t>
+              <w:t>Confusion matrix for the tuned XGBoost pipeline on the held-out test set (deployment threshold = 0.300, no SMOTE)</w:t>
             </w:r>
             <w:proofErr w:type="spellStart"/>
             <w:r>
@@ -6677,7 +6677,7 @@
       </w:pPr>
       <w:r>
         <w:rPr>
-          <w:rFonts w:ascii="Times New Roman" w:hAnsi="Times New Roman"/>
+          <w:rFonts w:ascii="Times New Roman" w:hAnsi="Times New Roman" w:eastAsia="Times New Roman" w:cs="Times New Roman"/>
           <w:b/>
           <w:bCs/>
           <w:smallCaps/>
@@ -31977,7 +31977,7 @@
           </w:tcPr>
           <w:p>
             <w:r>
-              <w:t>Section 5.7.1: 5-fold CV mean 0.8176 (±0.0027) accuracy / 0.8075 (±0.0062) AUC on the full dataset; four additional random seeds span 0.8163-0.8191 accuracy; a 40-candidate re-search moved test accuracy by only -0.01 percentage points.</w:t>
+              <w:t>Section 5.7.1 (threshold = 0.300): 5-fold CV mean 0.7851 (±0.0040) accuracy / 0.8075 (±0.0062) AUC on the full dataset; four additional random seeds span 0.7838-0.7869 accuracy and 0.8041-0.8079 AUC; train-test gap 0.3 percentage points accuracy / 1.0 percentage points AUC; a 40-candidate hyperparameter re-search moved test accuracy by only -0.01 percentage points (that check concerns hyperparameters, not the decision threshold, so it is unaffected by the threshold choice).</w:t>
             </w:r>
           </w:p>
         </w:tc>
@@ -32362,6 +32362,7 @@
           <w:sz w:val="24"/>
           <w:szCs w:val="24"/>
         </w:rPr>
+        <w:t>This thesis set out to develop and empirically evaluate an interpretable machine learning model of the employability of fresh Computer Science and Engineering (CSE) graduates in Bangladesh, and to identify the relative contribution of the technical, academic, experiential and behavioural factors that determine it. A dataset of 50,000 records spanning academic performance, technical skills, practical experience, certifications, soft skills and career-preparation behaviour — the Student Career Success Prediction Dataset, obtained from Kaggle — was prepared, reduced to 18 modelling features by excluding six demographic and contextual attributes and constructing two composite indicators, and partitioned by a stratified 80:20 split into 40,000 training and 10,000 testing records. An XGBoost classifier was trained within a pipeline incorporating median and modal imputation, standardisation and one-hot encoding, with hyperparameters selected by cross-validated search rather than SMOTE oversampling, and evaluated on the held-out partition under an imbalance-sensitive protocol reporting per-class precision, recall and F1 alongside the confusion matrix. The trained pipeline was made accessible through a documented HTTP API.</w:t>
       </w:r>
       <w:proofErr w:type="spellStart"/>
       <w:r>
@@ -36355,12 +36356,12 @@
       </w:pPr>
       <w:r>
         <w:rPr>
-          <w:rFonts w:ascii="Times New Roman" w:hAnsi="Times New Roman"/>
+          <w:rFonts w:ascii="Times New Roman" w:hAnsi="Times New Roman" w:eastAsia="Times New Roman" w:cs="Times New Roman"/>
           <w:b/>
           <w:bCs/>
           <w:i/>
           <w:iCs/>
-          <w:sz w:val="22"/>
+          <w:sz w:val="24"/>
           <w:szCs w:val="22"/>
         </w:rPr>
         <w:t>Table A.1: Operational definitions of key terms</w:t>
